--- a/en/discovery-articles/2.5 Mechanical Clock.docx
+++ b/en/discovery-articles/2.5 Mechanical Clock.docx
@@ -200,7 +200,7 @@
           <w:i w:val="0"/>
           <w:sz w:val="22"/>
         </w:rPr>
-        <w:t>No single inventor can be named for the first mechanical clock. Medieval European craftsmen assembled verge-and-foliot mechanisms in churches and civic towers; documents and surviving frames cluster in the late 1200s and 1300s. China and the Islamic world had sophisticated water clocks and astronomical machines centuries earlier. Later, Christiaan Huygens and others refined accuracy with pendulums and improved escapements. The story is cumulative craft, not a lone eureka.</w:t>
+        <w:t>No single inventor can be named for the first mechanical clock. Medieval European craftsmen assembled early tick-regulating gear (the verge-and-foliot escapement) in churches and civic towers; documents and surviving frames cluster in the late 1200s and 1300s. China and the Islamic world had sophisticated water clocks and astronomical machines centuries earlier. Later, Christiaan Huygens and others refined accuracy with pendulums and improved escapements. The story is cumulative craft, not a lone eureka.</w:t>
       </w:r>
     </w:p>
     <w:p>

--- a/en/discovery-articles/2.5 Mechanical Clock.docx
+++ b/en/discovery-articles/2.5 Mechanical Clock.docx
@@ -346,7 +346,7 @@
           <w:color w:val="004E8C"/>
           <w:sz w:val="24"/>
         </w:rPr>
-        <w:t>A. Books and major scholarly works</w:t>
+        <w:t>Books and major scholarly works</w:t>
       </w:r>
     </w:p>
     <w:p>
@@ -385,7 +385,7 @@
           <w:color w:val="004E8C"/>
           <w:sz w:val="24"/>
         </w:rPr>
-        <w:t>C. Institutional and encyclopedic sources</w:t>
+        <w:t>Institutional and encyclopedic sources</w:t>
       </w:r>
     </w:p>
     <w:p>
@@ -466,7 +466,7 @@
           <w:color w:val="004E8C"/>
           <w:sz w:val="24"/>
         </w:rPr>
-        <w:t>J. Press, popular science, and general reference</w:t>
+        <w:t>Press, popular science, and general reference</w:t>
       </w:r>
     </w:p>
     <w:p>
